--- a/固件/驱动固件/驱动逻辑.docx
+++ b/固件/驱动固件/驱动逻辑.docx
@@ -10,15 +10,11 @@
         </w:rPr>
       </w:pPr>
       <w:r>
-        <w:rPr>
-          <w:rFonts w:hint="eastAsia" w:eastAsiaTheme="minorEastAsia"/>
-          <w:lang w:eastAsia="zh-CN"/>
-        </w:rPr>
         <w:drawing>
           <wp:inline distT="0" distB="0" distL="114300" distR="114300">
-            <wp:extent cx="5263515" cy="4206240"/>
-            <wp:effectExtent l="0" t="0" r="0" b="0"/>
-            <wp:docPr id="1" name="ECB019B1-382A-4266-B25C-5B523AA43C14-1" descr="wps"/>
+            <wp:extent cx="5264150" cy="2840990"/>
+            <wp:effectExtent l="0" t="0" r="8890" b="8890"/>
+            <wp:docPr id="4" name="图片 2"/>
             <wp:cNvGraphicFramePr>
               <a:graphicFrameLocks xmlns:a="http://schemas.openxmlformats.org/drawingml/2006/main" noChangeAspect="1"/>
             </wp:cNvGraphicFramePr>
@@ -26,7 +22,7 @@
               <a:graphicData uri="http://schemas.openxmlformats.org/drawingml/2006/picture">
                 <pic:pic xmlns:pic="http://schemas.openxmlformats.org/drawingml/2006/picture">
                   <pic:nvPicPr>
-                    <pic:cNvPr id="1" name="ECB019B1-382A-4266-B25C-5B523AA43C14-1" descr="wps"/>
+                    <pic:cNvPr id="4" name="图片 2"/>
                     <pic:cNvPicPr>
                       <a:picLocks noChangeAspect="1"/>
                     </pic:cNvPicPr>
@@ -40,11 +36,15 @@
                   <pic:spPr>
                     <a:xfrm>
                       <a:off x="0" y="0"/>
-                      <a:ext cx="5263515" cy="4206240"/>
+                      <a:ext cx="5264150" cy="2840990"/>
                     </a:xfrm>
                     <a:prstGeom prst="rect">
                       <a:avLst/>
                     </a:prstGeom>
+                    <a:noFill/>
+                    <a:ln>
+                      <a:noFill/>
+                    </a:ln>
                   </pic:spPr>
                 </pic:pic>
               </a:graphicData>
@@ -52,16 +52,14 @@
           </wp:inline>
         </w:drawing>
       </w:r>
+    </w:p>
+    <w:p>
       <w:r>
-        <w:rPr>
-          <w:rFonts w:hint="eastAsia" w:eastAsiaTheme="minorEastAsia"/>
-          <w:lang w:eastAsia="zh-CN"/>
-        </w:rPr>
         <w:drawing>
           <wp:inline distT="0" distB="0" distL="114300" distR="114300">
-            <wp:extent cx="5263515" cy="4169410"/>
-            <wp:effectExtent l="0" t="0" r="0" b="0"/>
-            <wp:docPr id="3" name="ECB019B1-382A-4266-B25C-5B523AA43C14-3" descr="wps"/>
+            <wp:extent cx="5263515" cy="2887345"/>
+            <wp:effectExtent l="0" t="0" r="9525" b="8255"/>
+            <wp:docPr id="5" name="图片 3"/>
             <wp:cNvGraphicFramePr>
               <a:graphicFrameLocks xmlns:a="http://schemas.openxmlformats.org/drawingml/2006/main" noChangeAspect="1"/>
             </wp:cNvGraphicFramePr>
@@ -69,7 +67,7 @@
               <a:graphicData uri="http://schemas.openxmlformats.org/drawingml/2006/picture">
                 <pic:pic xmlns:pic="http://schemas.openxmlformats.org/drawingml/2006/picture">
                   <pic:nvPicPr>
-                    <pic:cNvPr id="3" name="ECB019B1-382A-4266-B25C-5B523AA43C14-3" descr="wps"/>
+                    <pic:cNvPr id="5" name="图片 3"/>
                     <pic:cNvPicPr>
                       <a:picLocks noChangeAspect="1"/>
                     </pic:cNvPicPr>
@@ -83,11 +81,66 @@
                   <pic:spPr>
                     <a:xfrm>
                       <a:off x="0" y="0"/>
-                      <a:ext cx="5263515" cy="4169410"/>
+                      <a:ext cx="5263515" cy="2887345"/>
                     </a:xfrm>
                     <a:prstGeom prst="rect">
                       <a:avLst/>
                     </a:prstGeom>
+                    <a:noFill/>
+                    <a:ln>
+                      <a:noFill/>
+                    </a:ln>
+                  </pic:spPr>
+                </pic:pic>
+              </a:graphicData>
+            </a:graphic>
+          </wp:inline>
+        </w:drawing>
+      </w:r>
+    </w:p>
+    <w:p>
+      <w:pPr>
+        <w:rPr>
+          <w:rFonts w:hint="eastAsia"/>
+          <w:lang w:eastAsia="zh-CN"/>
+        </w:rPr>
+      </w:pPr>
+      <w:r>
+        <w:drawing>
+          <wp:inline distT="0" distB="0" distL="114300" distR="114300">
+            <wp:extent cx="5266055" cy="2649220"/>
+            <wp:effectExtent l="0" t="0" r="6985" b="2540"/>
+            <wp:docPr id="6" name="图片 4"/>
+            <wp:cNvGraphicFramePr>
+              <a:graphicFrameLocks xmlns:a="http://schemas.openxmlformats.org/drawingml/2006/main" noChangeAspect="1"/>
+            </wp:cNvGraphicFramePr>
+            <a:graphic xmlns:a="http://schemas.openxmlformats.org/drawingml/2006/main">
+              <a:graphicData uri="http://schemas.openxmlformats.org/drawingml/2006/picture">
+                <pic:pic xmlns:pic="http://schemas.openxmlformats.org/drawingml/2006/picture">
+                  <pic:nvPicPr>
+                    <pic:cNvPr id="6" name="图片 4"/>
+                    <pic:cNvPicPr>
+                      <a:picLocks noChangeAspect="1"/>
+                    </pic:cNvPicPr>
+                  </pic:nvPicPr>
+                  <pic:blipFill>
+                    <a:blip r:embed="rId6"/>
+                    <a:stretch>
+                      <a:fillRect/>
+                    </a:stretch>
+                  </pic:blipFill>
+                  <pic:spPr>
+                    <a:xfrm>
+                      <a:off x="0" y="0"/>
+                      <a:ext cx="5266055" cy="2649220"/>
+                    </a:xfrm>
+                    <a:prstGeom prst="rect">
+                      <a:avLst/>
+                    </a:prstGeom>
+                    <a:noFill/>
+                    <a:ln>
+                      <a:noFill/>
+                    </a:ln>
                   </pic:spPr>
                 </pic:pic>
               </a:graphicData>
@@ -222,7 +275,7 @@
     <w:lsdException w:unhideWhenUsed="0" w:uiPriority="0" w:semiHidden="0" w:name="HTML Sample"/>
     <w:lsdException w:unhideWhenUsed="0" w:uiPriority="0" w:semiHidden="0" w:name="HTML Typewriter"/>
     <w:lsdException w:unhideWhenUsed="0" w:uiPriority="0" w:semiHidden="0" w:name="HTML Variable"/>
-    <w:lsdException w:unhideWhenUsed="0" w:uiPriority="0" w:name="Normal Table"/>
+    <w:lsdException w:qFormat="1" w:unhideWhenUsed="0" w:uiPriority="0" w:name="Normal Table"/>
     <w:lsdException w:unhideWhenUsed="0" w:uiPriority="0" w:semiHidden="0" w:name="annotation subject"/>
     <w:lsdException w:unhideWhenUsed="0" w:uiPriority="0" w:semiHidden="0" w:name="Table Simple 1"/>
     <w:lsdException w:unhideWhenUsed="0" w:uiPriority="0" w:semiHidden="0" w:name="Table Simple 2"/>
@@ -392,6 +445,7 @@
   <w:style w:type="table" w:default="1" w:styleId="2">
     <w:name w:val="Normal Table"/>
     <w:semiHidden/>
+    <w:qFormat/>
     <w:uiPriority w:val="0"/>
     <w:tblPr>
       <w:tblCellMar>
@@ -650,26 +704,4 @@
   </a:themeElements>
   <a:objectDefaults/>
 </a:theme>
-</file>
-
-<file path=customXml/item1.xml><?xml version="1.0" encoding="utf-8"?>
-<s:customData xmlns="http://www.wps.cn/officeDocument/2013/wpsCustomData" xmlns:s="http://www.wps.cn/officeDocument/2013/wpsCustomData">
-  <customSectProps/>
-  <extobjs>
-    <extobj name="ECB019B1-382A-4266-B25C-5B523AA43C14-1">
-      <extobjdata type="ECB019B1-382A-4266-B25C-5B523AA43C14" data="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"/>
-    </extobj>
-    <extobj name="ECB019B1-382A-4266-B25C-5B523AA43C14-3">
-      <extobjdata type="ECB019B1-382A-4266-B25C-5B523AA43C14" data="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"/>
-    </extobj>
-  </extobjs>
-</s:customData>
-</file>
-
-<file path=customXml/itemProps1.xml><?xml version="1.0" encoding="utf-8"?>
-<ds:datastoreItem xmlns:ds="http://schemas.openxmlformats.org/officeDocument/2006/customXml" ds:itemID="{B1977F7D-205B-4081-913C-38D41E755F92}">
-  <ds:schemaRefs>
-    <ds:schemaRef ds:uri="http://www.wps.cn/officeDocument/2013/wpsCustomData"/>
-  </ds:schemaRefs>
-</ds:datastoreItem>
 </file>
--- a/固件/驱动固件/驱动逻辑.docx
+++ b/固件/驱动固件/驱动逻辑.docx
@@ -108,9 +108,9 @@
       <w:r>
         <w:drawing>
           <wp:inline distT="0" distB="0" distL="114300" distR="114300">
-            <wp:extent cx="5266055" cy="2649220"/>
-            <wp:effectExtent l="0" t="0" r="6985" b="2540"/>
-            <wp:docPr id="6" name="图片 4"/>
+            <wp:extent cx="5273040" cy="2644140"/>
+            <wp:effectExtent l="0" t="0" r="0" b="7620"/>
+            <wp:docPr id="1" name="图片 1"/>
             <wp:cNvGraphicFramePr>
               <a:graphicFrameLocks xmlns:a="http://schemas.openxmlformats.org/drawingml/2006/main" noChangeAspect="1"/>
             </wp:cNvGraphicFramePr>
@@ -118,7 +118,7 @@
               <a:graphicData uri="http://schemas.openxmlformats.org/drawingml/2006/picture">
                 <pic:pic xmlns:pic="http://schemas.openxmlformats.org/drawingml/2006/picture">
                   <pic:nvPicPr>
-                    <pic:cNvPr id="6" name="图片 4"/>
+                    <pic:cNvPr id="1" name="图片 1"/>
                     <pic:cNvPicPr>
                       <a:picLocks noChangeAspect="1"/>
                     </pic:cNvPicPr>
@@ -132,7 +132,7 @@
                   <pic:spPr>
                     <a:xfrm>
                       <a:off x="0" y="0"/>
-                      <a:ext cx="5266055" cy="2649220"/>
+                      <a:ext cx="5273040" cy="2644140"/>
                     </a:xfrm>
                     <a:prstGeom prst="rect">
                       <a:avLst/>

--- a/固件/驱动固件/驱动逻辑.docx
+++ b/固件/驱动固件/驱动逻辑.docx
@@ -9,12 +9,25 @@
           <w:lang w:eastAsia="zh-CN"/>
         </w:rPr>
       </w:pPr>
+    </w:p>
+    <w:p>
+      <w:pPr>
+        <w:rPr>
+          <w:rFonts w:hint="eastAsia" w:eastAsiaTheme="minorEastAsia"/>
+          <w:lang w:eastAsia="zh-CN"/>
+        </w:rPr>
+      </w:pPr>
+      <w:bookmarkStart w:id="0" w:name="_GoBack"/>
       <w:r>
+        <w:rPr>
+          <w:rFonts w:hint="eastAsia" w:eastAsiaTheme="minorEastAsia"/>
+          <w:lang w:eastAsia="zh-CN"/>
+        </w:rPr>
         <w:drawing>
           <wp:inline distT="0" distB="0" distL="114300" distR="114300">
-            <wp:extent cx="5264150" cy="2840990"/>
-            <wp:effectExtent l="0" t="0" r="8890" b="8890"/>
-            <wp:docPr id="4" name="图片 2"/>
+            <wp:extent cx="5207635" cy="2893060"/>
+            <wp:effectExtent l="0" t="0" r="0" b="0"/>
+            <wp:docPr id="1" name="ECB019B1-382A-4266-B25C-5B523AA43C14-1" descr="wps"/>
             <wp:cNvGraphicFramePr>
               <a:graphicFrameLocks xmlns:a="http://schemas.openxmlformats.org/drawingml/2006/main" noChangeAspect="1"/>
             </wp:cNvGraphicFramePr>
@@ -22,13 +35,14 @@
               <a:graphicData uri="http://schemas.openxmlformats.org/drawingml/2006/picture">
                 <pic:pic xmlns:pic="http://schemas.openxmlformats.org/drawingml/2006/picture">
                   <pic:nvPicPr>
-                    <pic:cNvPr id="4" name="图片 2"/>
+                    <pic:cNvPr id="1" name="ECB019B1-382A-4266-B25C-5B523AA43C14-1" descr="wps"/>
                     <pic:cNvPicPr>
                       <a:picLocks noChangeAspect="1"/>
                     </pic:cNvPicPr>
                   </pic:nvPicPr>
                   <pic:blipFill>
                     <a:blip r:embed="rId4"/>
+                    <a:srcRect l="1038" t="8642"/>
                     <a:stretch>
                       <a:fillRect/>
                     </a:stretch>
@@ -36,15 +50,11 @@
                   <pic:spPr>
                     <a:xfrm>
                       <a:off x="0" y="0"/>
-                      <a:ext cx="5264150" cy="2840990"/>
+                      <a:ext cx="5207635" cy="2893060"/>
                     </a:xfrm>
                     <a:prstGeom prst="rect">
                       <a:avLst/>
                     </a:prstGeom>
-                    <a:noFill/>
-                    <a:ln>
-                      <a:noFill/>
-                    </a:ln>
                   </pic:spPr>
                 </pic:pic>
               </a:graphicData>
@@ -52,14 +62,15 @@
           </wp:inline>
         </w:drawing>
       </w:r>
+      <w:bookmarkEnd w:id="0"/>
     </w:p>
     <w:p>
       <w:r>
         <w:drawing>
           <wp:inline distT="0" distB="0" distL="114300" distR="114300">
-            <wp:extent cx="5263515" cy="2887345"/>
-            <wp:effectExtent l="0" t="0" r="9525" b="8255"/>
-            <wp:docPr id="5" name="图片 3"/>
+            <wp:extent cx="5269230" cy="2926715"/>
+            <wp:effectExtent l="0" t="0" r="3810" b="14605"/>
+            <wp:docPr id="4" name="图片 1"/>
             <wp:cNvGraphicFramePr>
               <a:graphicFrameLocks xmlns:a="http://schemas.openxmlformats.org/drawingml/2006/main" noChangeAspect="1"/>
             </wp:cNvGraphicFramePr>
@@ -67,7 +78,7 @@
               <a:graphicData uri="http://schemas.openxmlformats.org/drawingml/2006/picture">
                 <pic:pic xmlns:pic="http://schemas.openxmlformats.org/drawingml/2006/picture">
                   <pic:nvPicPr>
-                    <pic:cNvPr id="5" name="图片 3"/>
+                    <pic:cNvPr id="4" name="图片 1"/>
                     <pic:cNvPicPr>
                       <a:picLocks noChangeAspect="1"/>
                     </pic:cNvPicPr>
@@ -81,7 +92,7 @@
                   <pic:spPr>
                     <a:xfrm>
                       <a:off x="0" y="0"/>
-                      <a:ext cx="5263515" cy="2887345"/>
+                      <a:ext cx="5269230" cy="2926715"/>
                     </a:xfrm>
                     <a:prstGeom prst="rect">
                       <a:avLst/>
@@ -101,16 +112,20 @@
     <w:p>
       <w:pPr>
         <w:rPr>
-          <w:rFonts w:hint="eastAsia"/>
+          <w:rFonts w:hint="eastAsia" w:eastAsiaTheme="minorEastAsia"/>
           <w:lang w:eastAsia="zh-CN"/>
         </w:rPr>
       </w:pPr>
       <w:r>
+        <w:rPr>
+          <w:rFonts w:hint="eastAsia" w:eastAsiaTheme="minorEastAsia"/>
+          <w:lang w:eastAsia="zh-CN"/>
+        </w:rPr>
         <w:drawing>
           <wp:inline distT="0" distB="0" distL="114300" distR="114300">
-            <wp:extent cx="5273040" cy="2644140"/>
-            <wp:effectExtent l="0" t="0" r="0" b="7620"/>
-            <wp:docPr id="1" name="图片 1"/>
+            <wp:extent cx="5271135" cy="3238500"/>
+            <wp:effectExtent l="0" t="0" r="0" b="0"/>
+            <wp:docPr id="5" name="ECB019B1-382A-4266-B25C-5B523AA43C14-4" descr="wps"/>
             <wp:cNvGraphicFramePr>
               <a:graphicFrameLocks xmlns:a="http://schemas.openxmlformats.org/drawingml/2006/main" noChangeAspect="1"/>
             </wp:cNvGraphicFramePr>
@@ -118,7 +133,7 @@
               <a:graphicData uri="http://schemas.openxmlformats.org/drawingml/2006/picture">
                 <pic:pic xmlns:pic="http://schemas.openxmlformats.org/drawingml/2006/picture">
                   <pic:nvPicPr>
-                    <pic:cNvPr id="1" name="图片 1"/>
+                    <pic:cNvPr id="5" name="ECB019B1-382A-4266-B25C-5B523AA43C14-4" descr="wps"/>
                     <pic:cNvPicPr>
                       <a:picLocks noChangeAspect="1"/>
                     </pic:cNvPicPr>
@@ -132,15 +147,11 @@
                   <pic:spPr>
                     <a:xfrm>
                       <a:off x="0" y="0"/>
-                      <a:ext cx="5273040" cy="2644140"/>
+                      <a:ext cx="5271135" cy="3238500"/>
                     </a:xfrm>
                     <a:prstGeom prst="rect">
                       <a:avLst/>
                     </a:prstGeom>
-                    <a:noFill/>
-                    <a:ln>
-                      <a:noFill/>
-                    </a:ln>
                   </pic:spPr>
                 </pic:pic>
               </a:graphicData>
@@ -148,8 +159,14 @@
           </wp:inline>
         </w:drawing>
       </w:r>
-      <w:bookmarkStart w:id="0" w:name="_GoBack"/>
-      <w:bookmarkEnd w:id="0"/>
+    </w:p>
+    <w:p>
+      <w:pPr>
+        <w:rPr>
+          <w:rFonts w:hint="eastAsia"/>
+          <w:lang w:eastAsia="zh-CN"/>
+        </w:rPr>
+      </w:pPr>
     </w:p>
     <w:sectPr>
       <w:pgSz w:w="11906" w:h="16838"/>
@@ -237,7 +254,7 @@
     <w:lsdException w:qFormat="1" w:unhideWhenUsed="0" w:uiPriority="0" w:semiHidden="0" w:name="Title"/>
     <w:lsdException w:unhideWhenUsed="0" w:uiPriority="0" w:semiHidden="0" w:name="Closing"/>
     <w:lsdException w:unhideWhenUsed="0" w:uiPriority="0" w:semiHidden="0" w:name="Signature"/>
-    <w:lsdException w:unhideWhenUsed="0" w:uiPriority="0" w:name="Default Paragraph Font"/>
+    <w:lsdException w:qFormat="1" w:unhideWhenUsed="0" w:uiPriority="0" w:name="Default Paragraph Font"/>
     <w:lsdException w:unhideWhenUsed="0" w:uiPriority="0" w:semiHidden="0" w:name="Body Text"/>
     <w:lsdException w:unhideWhenUsed="0" w:uiPriority="0" w:semiHidden="0" w:name="Body Text Indent"/>
     <w:lsdException w:unhideWhenUsed="0" w:uiPriority="0" w:semiHidden="0" w:name="List Continue"/>
@@ -440,6 +457,7 @@
   <w:style w:type="character" w:default="1" w:styleId="3">
     <w:name w:val="Default Paragraph Font"/>
     <w:semiHidden/>
+    <w:qFormat/>
     <w:uiPriority w:val="0"/>
   </w:style>
   <w:style w:type="table" w:default="1" w:styleId="2">
@@ -704,4 +722,26 @@
   </a:themeElements>
   <a:objectDefaults/>
 </a:theme>
+</file>
+
+<file path=customXml/item1.xml><?xml version="1.0" encoding="utf-8"?>
+<s:customData xmlns="http://www.wps.cn/officeDocument/2013/wpsCustomData" xmlns:s="http://www.wps.cn/officeDocument/2013/wpsCustomData">
+  <customSectProps/>
+  <extobjs>
+    <extobj name="ECB019B1-382A-4266-B25C-5B523AA43C14-1">
+      <extobjdata type="ECB019B1-382A-4266-B25C-5B523AA43C14" data="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"/>
+    </extobj>
+    <extobj name="ECB019B1-382A-4266-B25C-5B523AA43C14-4">
+      <extobjdata type="ECB019B1-382A-4266-B25C-5B523AA43C14" data="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